--- a/src/templates/Angebot-BL.docx
+++ b/src/templates/Angebot-BL.docx
@@ -63,9 +63,9 @@
         <w:tblLook w:val="04a0" w:noVBand="1" w:noHBand="0" w:lastColumn="0" w:firstColumn="1" w:lastRow="0" w:firstRow="1"/>
       </w:tblPr>
       <w:tblGrid>
-        <w:gridCol w:w="4799"/>
+        <w:gridCol w:w="4797"/>
         <w:gridCol w:w="2268"/>
-        <w:gridCol w:w="2968"/>
+        <w:gridCol w:w="2970"/>
       </w:tblGrid>
       <w:tr>
         <w:trPr>
@@ -73,7 +73,7 @@
         </w:trPr>
         <w:tc>
           <w:tcPr>
-            <w:tcW w:w="4799" w:type="dxa"/>
+            <w:tcW w:w="4797" w:type="dxa"/>
             <w:tcBorders>
               <w:top w:val="single" w:sz="8" w:space="0" w:color="FFFFFF"/>
               <w:left w:val="single" w:sz="8" w:space="0" w:color="FFFFFF"/>
@@ -284,7 +284,7 @@
         </w:tc>
         <w:tc>
           <w:tcPr>
-            <w:tcW w:w="2968" w:type="dxa"/>
+            <w:tcW w:w="2970" w:type="dxa"/>
             <w:tcBorders>
               <w:top w:val="single" w:sz="8" w:space="0" w:color="FFFFFF"/>
               <w:left w:val="single" w:sz="8" w:space="0" w:color="FFFFFF"/>
@@ -521,7 +521,7 @@
         </w:trPr>
         <w:tc>
           <w:tcPr>
-            <w:tcW w:w="4799" w:type="dxa"/>
+            <w:tcW w:w="4797" w:type="dxa"/>
             <w:tcBorders>
               <w:top w:val="single" w:sz="8" w:space="0" w:color="FFFFFF"/>
               <w:left w:val="single" w:sz="8" w:space="0" w:color="FFFFFF"/>
@@ -556,7 +556,7 @@
         </w:tc>
         <w:tc>
           <w:tcPr>
-            <w:tcW w:w="5236" w:type="dxa"/>
+            <w:tcW w:w="5238" w:type="dxa"/>
             <w:gridSpan w:val="2"/>
             <w:tcBorders>
               <w:top w:val="single" w:sz="8" w:space="0" w:color="FFFFFF"/>
@@ -752,9 +752,9 @@
       <w:tblGrid>
         <w:gridCol w:w="510"/>
         <w:gridCol w:w="885"/>
-        <w:gridCol w:w="5855"/>
+        <w:gridCol w:w="5853"/>
         <w:gridCol w:w="1440"/>
-        <w:gridCol w:w="1255"/>
+        <w:gridCol w:w="1257"/>
       </w:tblGrid>
       <w:tr>
         <w:trPr>
@@ -828,7 +828,7 @@
         </w:tc>
         <w:tc>
           <w:tcPr>
-            <w:tcW w:w="5855" w:type="dxa"/>
+            <w:tcW w:w="5853" w:type="dxa"/>
             <w:tcBorders/>
             <w:shd w:color="auto" w:fill="CCCCCC" w:val="clear"/>
           </w:tcPr>
@@ -887,7 +887,7 @@
         </w:tc>
         <w:tc>
           <w:tcPr>
-            <w:tcW w:w="1255" w:type="dxa"/>
+            <w:tcW w:w="1257" w:type="dxa"/>
             <w:tcBorders/>
             <w:shd w:color="auto" w:fill="CCCCCC" w:val="clear"/>
           </w:tcPr>
@@ -982,7 +982,7 @@
         </w:tc>
         <w:tc>
           <w:tcPr>
-            <w:tcW w:w="5855" w:type="dxa"/>
+            <w:tcW w:w="5853" w:type="dxa"/>
             <w:tcBorders/>
             <w:shd w:color="auto" w:fill="FFFFFF" w:val="clear"/>
           </w:tcPr>
@@ -1046,7 +1046,7 @@
         </w:tc>
         <w:tc>
           <w:tcPr>
-            <w:tcW w:w="1255" w:type="dxa"/>
+            <w:tcW w:w="1257" w:type="dxa"/>
             <w:tcBorders/>
             <w:shd w:color="auto" w:fill="FFFFFF" w:val="clear"/>
           </w:tcPr>
@@ -1164,7 +1164,7 @@
         </w:tc>
         <w:tc>
           <w:tcPr>
-            <w:tcW w:w="5855" w:type="dxa"/>
+            <w:tcW w:w="5853" w:type="dxa"/>
             <w:tcBorders/>
             <w:shd w:color="auto" w:fill="FFFFFF" w:val="clear"/>
             <w:tcMar>
@@ -1452,7 +1452,7 @@
         </w:tc>
         <w:tc>
           <w:tcPr>
-            <w:tcW w:w="1255" w:type="dxa"/>
+            <w:tcW w:w="1257" w:type="dxa"/>
             <w:tcBorders/>
             <w:shd w:color="auto" w:fill="FFFFFF" w:val="clear"/>
             <w:tcMar>
@@ -1526,9 +1526,9 @@
       <w:tblGrid>
         <w:gridCol w:w="510"/>
         <w:gridCol w:w="885"/>
-        <w:gridCol w:w="5855"/>
+        <w:gridCol w:w="5853"/>
         <w:gridCol w:w="1440"/>
-        <w:gridCol w:w="1255"/>
+        <w:gridCol w:w="1257"/>
       </w:tblGrid>
       <w:tr>
         <w:trPr>
@@ -1597,7 +1597,7 @@
         </w:tc>
         <w:tc>
           <w:tcPr>
-            <w:tcW w:w="5855" w:type="dxa"/>
+            <w:tcW w:w="5853" w:type="dxa"/>
             <w:tcBorders/>
             <w:shd w:color="auto" w:fill="FFFFFF" w:val="clear"/>
           </w:tcPr>
@@ -1668,7 +1668,7 @@
         </w:tc>
         <w:tc>
           <w:tcPr>
-            <w:tcW w:w="1255" w:type="dxa"/>
+            <w:tcW w:w="1257" w:type="dxa"/>
             <w:tcBorders/>
             <w:shd w:color="auto" w:fill="FFFFFF" w:val="clear"/>
             <w:tcMar>
@@ -1757,7 +1757,7 @@
         </w:tc>
         <w:tc>
           <w:tcPr>
-            <w:tcW w:w="5855" w:type="dxa"/>
+            <w:tcW w:w="5853" w:type="dxa"/>
             <w:tcBorders/>
             <w:shd w:color="auto" w:fill="FFFFFF" w:val="clear"/>
           </w:tcPr>
@@ -1948,7 +1948,7 @@
         </w:tc>
         <w:tc>
           <w:tcPr>
-            <w:tcW w:w="1255" w:type="dxa"/>
+            <w:tcW w:w="1257" w:type="dxa"/>
             <w:tcBorders/>
             <w:shd w:color="auto" w:fill="FFFFFF" w:val="clear"/>
             <w:vAlign w:val="center"/>
@@ -2045,7 +2045,7 @@
         </w:tc>
         <w:tc>
           <w:tcPr>
-            <w:tcW w:w="5855" w:type="dxa"/>
+            <w:tcW w:w="5853" w:type="dxa"/>
             <w:tcBorders/>
             <w:shd w:color="auto" w:fill="FFFFFF" w:val="clear"/>
           </w:tcPr>
@@ -2136,7 +2136,7 @@
         </w:tc>
         <w:tc>
           <w:tcPr>
-            <w:tcW w:w="1255" w:type="dxa"/>
+            <w:tcW w:w="1257" w:type="dxa"/>
             <w:tcBorders/>
             <w:shd w:color="auto" w:fill="FFFFFF" w:val="clear"/>
           </w:tcPr>
@@ -2502,53 +2502,7 @@
           <w:color w:val="030303"/>
           <w:lang w:val="de-DE"/>
         </w:rPr>
-        <w:t>Es handelt sich hierbei um ein Festpreisangebot für die oben definierten Leistungen. Für eine Teilbeauftragung wäre ein neues Angebot erforderlich.{#EbenerdigHinweis}</w:t>
-      </w:r>
-    </w:p>
-    <w:p>
-      <w:pPr>
-        <w:pStyle w:val="normal1"/>
-        <w:spacing w:before="23" w:after="0"/>
-        <w:rPr>
-          <w:rFonts w:ascii="Open Sans" w:hAnsi="Open Sans" w:eastAsia="Open Sans" w:cs="Open Sans"/>
-          <w:color w:val="000000"/>
-          <w:lang w:val="de-DE"/>
-        </w:rPr>
-      </w:pPr>
-      <w:r>
-        <w:rPr>
-          <w:rFonts w:eastAsia="Open Sans" w:cs="Open Sans" w:ascii="Open Sans" w:hAnsi="Open Sans"/>
-          <w:color w:val="000000"/>
-          <w:lang w:val="de-DE"/>
-        </w:rPr>
-      </w:r>
-    </w:p>
-    <w:p>
-      <w:pPr>
-        <w:pStyle w:val="Normal"/>
-        <w:spacing w:lineRule="auto" w:line="286"/>
-        <w:ind w:left="123"/>
-        <w:rPr>
-          <w:rFonts w:ascii="Open Sans" w:hAnsi="Open Sans" w:eastAsia="Open Sans" w:cs="Open Sans"/>
-          <w:color w:val="000000"/>
-          <w:lang w:val="de-DE"/>
-        </w:rPr>
-      </w:pPr>
-      <w:r>
-        <w:rPr>
-          <w:rFonts w:eastAsia="Open Sans Semibold" w:cs="Open Sans Semibold" w:ascii="Open Sans Semibold" w:hAnsi="Open Sans Semibold"/>
-          <w:color w:val="030303"/>
-          <w:lang w:val="de-DE"/>
-        </w:rPr>
-        <w:t>HINWEIS:</w:t>
-      </w:r>
-      <w:r>
-        <w:rPr>
-          <w:rFonts w:eastAsia="Open Sans" w:cs="Open Sans" w:ascii="Open Sans" w:hAnsi="Open Sans"/>
-          <w:color w:val="030303"/>
-          <w:lang w:val="de-DE"/>
-        </w:rPr>
-        <w:t xml:space="preserve"> Ob eine ebenerdige Montage der Duschwanne möglich ist, kann erst nach dem Ausbau der bestehenden Wanne beurteilen werden. Sollten dabei zusätzliche oder weitere Leistungen erforderlich oder von Ihnen gewünscht sein, können zusätzliche Kosten entstehen.{/EbenerdigHinweis}</w:t>
+        <w:t>Es handelt sich hierbei um ein Festpreisangebot für die oben definierten Leistungen. Für eine Teilbeauftragung wäre ein neues Angebot erforderlich.</w:t>
       </w:r>
       <w:r>
         <w:rPr>
@@ -2664,77 +2618,6 @@
           <w:lang w:val="de-DE"/>
         </w:rPr>
         <w:t>{/IsTitle}{^IsTitle}{Text}{/IsTitle}{/SelfPayLines}</w:t>
-      </w:r>
-    </w:p>
-    <w:p>
-      <w:pPr>
-        <w:pStyle w:val="Normal"/>
-        <w:spacing w:before="1" w:after="0"/>
-        <w:ind w:hanging="5" w:left="125" w:right="-89"/>
-        <w:rPr>
-          <w:rFonts w:ascii="Open Sans" w:hAnsi="Open Sans"/>
-        </w:rPr>
-      </w:pPr>
-      <w:r>
-        <w:rPr>
-          <w:rFonts w:eastAsia="Open Sans" w:cs="Open Sans" w:ascii="Open Sans" w:hAnsi="Open Sans"/>
-          <w:color w:val="070707"/>
-          <w:lang w:val="de-DE"/>
-        </w:rPr>
-        <w:t>{#BwtSteelNoteEnabled}</w:t>
-      </w:r>
-    </w:p>
-    <w:p>
-      <w:pPr>
-        <w:pStyle w:val="Normal"/>
-        <w:spacing w:before="1" w:after="0"/>
-        <w:ind w:hanging="5" w:left="125" w:right="-89"/>
-        <w:rPr>
-          <w:rFonts w:ascii="Open Sans" w:hAnsi="Open Sans"/>
-        </w:rPr>
-      </w:pPr>
-      <w:r>
-        <w:rPr>
-          <w:rFonts w:eastAsia="Open Sans" w:cs="Open Sans" w:ascii="Open Sans" w:hAnsi="Open Sans"/>
-          <w:color w:val="070707"/>
-          <w:lang w:val="de-DE"/>
-        </w:rPr>
-        <w:t>{BwtSteelNote}</w:t>
-      </w:r>
-    </w:p>
-    <w:p>
-      <w:pPr>
-        <w:pStyle w:val="Normal"/>
-        <w:spacing w:before="1" w:after="0"/>
-        <w:ind w:hanging="5" w:left="125" w:right="-89"/>
-        <w:rPr>
-          <w:rFonts w:ascii="Open Sans" w:hAnsi="Open Sans"/>
-        </w:rPr>
-      </w:pPr>
-      <w:r>
-        <w:rPr>
-          <w:rFonts w:eastAsia="Open Sans" w:cs="Open Sans" w:ascii="Open Sans" w:hAnsi="Open Sans"/>
-          <w:color w:val="070707"/>
-          <w:lang w:val="de-DE"/>
-        </w:rPr>
-        <w:t>{/BwtSteelNoteEnabled}{#BwtProxyNoteEnabled}{BwtProxyNote}</w:t>
-      </w:r>
-    </w:p>
-    <w:p>
-      <w:pPr>
-        <w:pStyle w:val="Normal"/>
-        <w:spacing w:before="1" w:after="0"/>
-        <w:ind w:hanging="5" w:left="125" w:right="-89"/>
-        <w:rPr>
-          <w:rFonts w:ascii="Open Sans" w:hAnsi="Open Sans"/>
-        </w:rPr>
-      </w:pPr>
-      <w:r>
-        <w:rPr>
-          <w:rFonts w:ascii="Open Sans" w:hAnsi="Open Sans"/>
-          <w:color w:val="070707"/>
-        </w:rPr>
-        <w:t>{/BwtProxyNoteEnabled}</w:t>
       </w:r>
     </w:p>
     <w:p>
@@ -3555,7 +3438,7 @@
         <w:bCs w:val="false"/>
         <w:rFonts w:eastAsia="Open Sans" w:cs="Open Sans" w:ascii="Open Sans" w:hAnsi="Open Sans"/>
       </w:rPr>
-      <w:t>1</w:t>
+      <w:t>3</w:t>
     </w:r>
     <w:r>
       <w:rPr>
@@ -4135,7 +4018,7 @@
         <w:bCs w:val="false"/>
         <w:rFonts w:eastAsia="Open Sans" w:cs="Open Sans" w:ascii="Open Sans" w:hAnsi="Open Sans"/>
       </w:rPr>
-      <w:t>1</w:t>
+      <w:t>3</w:t>
     </w:r>
     <w:r>
       <w:rPr>
